--- a/companies/hollowell-ip/Engagements/Jackson Inc/Meeting Minutes 2024-05-24 - Jackson Inc.docx
+++ b/companies/hollowell-ip/Engagements/Jackson Inc/Meeting Minutes 2024-05-24 - Jackson Inc.docx
@@ -3,8 +3,16 @@
 <w:document xmlns:wpc="http://schemas.microsoft.com/office/word/2010/wordprocessingCanvas" xmlns:mo="http://schemas.microsoft.com/office/mac/office/2008/main" xmlns:mc="http://schemas.openxmlformats.org/markup-compatibility/2006" xmlns:mv="urn:schemas-microsoft-com:mac:vml" xmlns:o="urn:schemas-microsoft-com:office:office" xmlns:r="http://schemas.openxmlformats.org/officeDocument/2006/relationships" xmlns:m="http://schemas.openxmlformats.org/officeDocument/2006/math" xmlns:v="urn:schemas-microsoft-com:vml" xmlns:wp14="http://schemas.microsoft.com/office/word/2010/wordprocessingDrawing" xmlns:wp="http://schemas.openxmlformats.org/drawingml/2006/wordprocessingDrawing" xmlns:w10="urn:schemas-microsoft-com:office:word" xmlns:w="http://schemas.openxmlformats.org/wordprocessingml/2006/main" xmlns:w14="http://schemas.microsoft.com/office/word/2010/wordml" xmlns:wpg="http://schemas.microsoft.com/office/word/2010/wordprocessingGroup" xmlns:wpi="http://schemas.microsoft.com/office/word/2010/wordprocessingInk" xmlns:wne="http://schemas.microsoft.com/office/word/2006/wordml" xmlns:wps="http://schemas.microsoft.com/office/word/2010/wordprocessingShape" mc:Ignorable="w14 wp14">
   <w:body>
     <w:p>
+      <w:pPr>
+        <w:pStyle w:val="Heading1"/>
+      </w:pPr>
       <w:r>
-        <w:t>This session reviewed the progress of the full clearance search and settled the shape of the written report. It was a working meeting between the firm's prosecution team and the client. It reached no conclusion on the risk of any candidate mark; that view comes in the report, after counsel has reviewed it. These minutes record what was covered and what was assigned.</w:t>
+        <w:t>Working Session: Trademark Clearance for Jackson Inc</w:t>
+      </w:r>
+    </w:p>
+    <w:p>
+      <w:r>
+        <w:t>Minutes of a working session held by video conference to go through the full search reports on the candidate marks and to agree the order in which the written analysis will be prepared. Minutes taken by Mary Bradley and circulated to everyone listed below.</w:t>
       </w:r>
     </w:p>
     <w:p>
@@ -12,23 +20,7 @@
         <w:pStyle w:val="Heading2"/>
       </w:pPr>
       <w:r>
-        <w:t>In Attendance</w:t>
-      </w:r>
-    </w:p>
-    <w:p>
-      <w:pPr>
-        <w:pStyle w:val="ListBullet"/>
-      </w:pPr>
-      <w:r>
-        <w:t>Ashley Williams, Patent Agent, Prosecution</w:t>
-      </w:r>
-    </w:p>
-    <w:p>
-      <w:pPr>
-        <w:pStyle w:val="ListBullet"/>
-      </w:pPr>
-      <w:r>
-        <w:t>Kelly Snyder, Associate, Prosecution (minutes)</w:t>
+        <w:t>Attendees</w:t>
       </w:r>
     </w:p>
     <w:p>
@@ -41,45 +33,10 @@
     </w:p>
     <w:p>
       <w:pPr>
-        <w:pStyle w:val="Heading2"/>
+        <w:pStyle w:val="ListBullet"/>
       </w:pPr>
       <w:r>
-        <w:t>Discussion</w:t>
-      </w:r>
-    </w:p>
-    <w:p>
-      <w:r>
-        <w:t>Ashley Williams reported on the full clearance search. It is running on all surviving candidates at once, against the federal register, the state registries, and the common-law sources the firm can reach. Running the sources in parallel keeps the search from stretching out one source at a time. It is partway through, and hits are logged against each candidate as they return. None has been assessed for risk.</w:t>
-      </w:r>
-    </w:p>
-    <w:p>
-      <w:r>
-        <w:t>The count of hits is not itself a signal. A mark can draw many near matches and clear, or draw few and not. Ashley Williams kept the record to what the searches returned, not to what they might mean, which is the discipline the report depends on. The risk read waits until every source on a mark is in.</w:t>
-      </w:r>
-    </w:p>
-    <w:p>
-      <w:r>
-        <w:t>Kelly Snyder reported the docket status. Every candidate, every class, and every hit sits in one search file. Each search carries a check date, so no search can drift past the point where it should be revisited. The record is current as of this session, and the docket is the source of truth for it, not anyone's notes.</w:t>
-      </w:r>
-    </w:p>
-    <w:p>
-      <w:r>
-        <w:t>The candidates that dropped at the knockout stage remain dropped, and the file notes why each fell. The substitute mark Jackson Inc submitted is in the full search with the survivors, so it clears on the same pass. No candidate has been added or removed since the last update.</w:t>
-      </w:r>
-    </w:p>
-    <w:p>
-      <w:r>
-        <w:t>Cynthia Hunter raised two practical concerns from the client side: the report's timing against the board's calendar, and whether the firm can flag a clear problem early. Ashley Williams answered that the search is on schedule for the report, and that a head-on collision would be reported the day it surfaced. She repeated that no considered risk view precedes the written report and counsel's review.</w:t>
-      </w:r>
-    </w:p>
-    <w:p>
-      <w:r>
-        <w:t>On timing, the group did not fix a delivery date, because the report follows the close of the searches and the searches are not closed. Ashley Williams offered a short interim note if the board needs something before the full report is ready. Cynthia Hunter will send the board's timing so the firm can choose between the two. Neither option changes the substance of the clearance.</w:t>
-      </w:r>
-    </w:p>
-    <w:p>
-      <w:r>
-        <w:t>The group settled the shape of the written report. It will be organized by candidate mark, one section each, so the client can read it against the marks it cares about most first. Kelly Snyder will assemble it from the search record once the searches close, and counsel will review the read on the risk before it goes out.</w:t>
+        <w:t>Mary Bradley, Managing Partner</w:t>
       </w:r>
     </w:p>
     <w:p>
@@ -87,7 +44,7 @@
         <w:pStyle w:val="ListBullet"/>
       </w:pPr>
       <w:r>
-        <w:t>For each surviving mark, the conflicts the search turned up.</w:t>
+        <w:t>Ashley Williams, Patent Agent</w:t>
       </w:r>
     </w:p>
     <w:p>
@@ -95,23 +52,7 @@
         <w:pStyle w:val="ListBullet"/>
       </w:pPr>
       <w:r>
-        <w:t>For each surviving mark, the firm's read of the risk it carries.</w:t>
-      </w:r>
-    </w:p>
-    <w:p>
-      <w:pPr>
-        <w:pStyle w:val="ListBullet"/>
-      </w:pPr>
-      <w:r>
-        <w:t>For each surviving mark, the options that read leaves open to Jackson Inc.</w:t>
-      </w:r>
-    </w:p>
-    <w:p>
-      <w:pPr>
-        <w:pStyle w:val="ListBullet"/>
-      </w:pPr>
-      <w:r>
-        <w:t>A short note on the sources searched and the date the search closed, so the scope of the clearance is on the record.</w:t>
+        <w:t>Kelly Snyder, Associate</w:t>
       </w:r>
     </w:p>
     <w:p>
@@ -119,7 +60,45 @@
         <w:pStyle w:val="Heading2"/>
       </w:pPr>
       <w:r>
-        <w:t>Action Items</w:t>
+        <w:t>Matters Discussed</w:t>
+      </w:r>
+    </w:p>
+    <w:p>
+      <w:r>
+        <w:t>Search reports. Ashley Williams reported that the full reports have come back for every candidate mark carried forward from screening, that her review of the federal and state registrations in those reports is finished, and that the review of common-law and domain-name results is under way. She explained that the registrations are the easier half of the work, because each one states the goods and services it covers, whereas unregistered use has to be pieced together from websites, trade listings and business filings that seldom show how long or how widely a mark has been used.</w:t>
+      </w:r>
+    </w:p>
+    <w:p>
+      <w:r>
+        <w:t>Early observations. Ashley Williams said that no candidate has so far shown a conflict that would plainly rule it out, but that some candidates share a dominant term with registrations for related goods, and those will need closer analysis before anyone offers a view on them. Mary Bradley added that the written analysis will give a qualified view on each mark with its reasoning stated, that it will be marked privileged, and that nothing said in the session should be taken as clearance of any mark.</w:t>
+      </w:r>
+    </w:p>
+    <w:p>
+      <w:r>
+        <w:t>Goods and services. Cynthia Hunter confirmed that the description used for the searches matches the products Jackson Inc intends to sell under whichever mark it chooses, and said that related product lines are being discussed inside the company but have not been decided. Kelly Snyder explained that a mark which is clear for the present description is not necessarily clear for a broader one, so each analysis will state the description it relies on, and any later expansion of the range should be searched before the mark is used on it.</w:t>
+      </w:r>
+    </w:p>
+    <w:p>
+      <w:r>
+        <w:t>Use outside the United States. Cynthia Hunter said that sales abroad are possible in time but form no part of the present plan. Mary Bradley noted that the searches cover the United States only, that clearance in other countries would be a separate piece of work with its own scope and fee, and that the firm will not begin any such work without written instruction from the client.</w:t>
+      </w:r>
+    </w:p>
+    <w:p>
+      <w:r>
+        <w:t>Unregistered users. Kelly Snyder recommended a use investigation wherever the common-law results suggest that a business is trading under a similar mark without a registration, since a search report alone cannot show whether that use is current or how far it reaches. Cynthia Hunter asked what an investigation would cost, and Mary Bradley said that each one would be quoted before it is ordered and would go ahead only with the client's written approval.</w:t>
+      </w:r>
+    </w:p>
+    <w:p>
+      <w:r>
+        <w:t>Order of work. Cynthia Hunter asked that the analysis of the company's preferred candidate be completed first, because that is the mark its leadership is leaning toward, and the firm agreed. The analyses of the remaining candidates will follow in the order the client ranks them.</w:t>
+      </w:r>
+    </w:p>
+    <w:p>
+      <w:pPr>
+        <w:pStyle w:val="Heading2"/>
+      </w:pPr>
+      <w:r>
+        <w:t>Actions Agreed</w:t>
       </w:r>
     </w:p>
     <w:tbl>
@@ -129,27 +108,26 @@
         <w:tblLook w:firstColumn="1" w:firstRow="1" w:lastColumn="0" w:lastRow="0" w:noHBand="0" w:noVBand="1" w:val="04A0"/>
       </w:tblPr>
       <w:tblGrid>
-        <w:gridCol w:w="2880"/>
-        <w:gridCol w:w="2880"/>
-        <w:gridCol w:w="2880"/>
+        <w:gridCol w:w="4320"/>
+        <w:gridCol w:w="4320"/>
       </w:tblGrid>
       <w:tr>
         <w:tc>
           <w:tcPr>
-            <w:tcW w:type="dxa" w:w="2880"/>
+            <w:tcW w:type="dxa" w:w="4320"/>
           </w:tcPr>
           <w:p>
             <w:r>
               <w:rPr>
                 <w:b/>
               </w:rPr>
-              <w:t>Item</w:t>
+              <w:t>Action</w:t>
             </w:r>
           </w:p>
         </w:tc>
         <w:tc>
           <w:tcPr>
-            <w:tcW w:type="dxa" w:w="2880"/>
+            <w:tcW w:type="dxa" w:w="4320"/>
           </w:tcPr>
           <w:p>
             <w:r>
@@ -160,16 +138,25 @@
             </w:r>
           </w:p>
         </w:tc>
+      </w:tr>
+      <w:tr>
         <w:tc>
           <w:tcPr>
-            <w:tcW w:type="dxa" w:w="2880"/>
+            <w:tcW w:type="dxa" w:w="4320"/>
           </w:tcPr>
           <w:p>
             <w:r>
-              <w:rPr>
-                <w:b/>
-              </w:rPr>
-              <w:t>Due</w:t>
+              <w:t>Finish the review of common-law and domain-name results for each candidate mark.</w:t>
+            </w:r>
+          </w:p>
+        </w:tc>
+        <w:tc>
+          <w:tcPr>
+            <w:tcW w:type="dxa" w:w="4320"/>
+          </w:tcPr>
+          <w:p>
+            <w:r>
+              <w:t>Ashley Williams</w:t>
             </w:r>
           </w:p>
         </w:tc>
@@ -177,17 +164,17 @@
       <w:tr>
         <w:tc>
           <w:tcPr>
-            <w:tcW w:type="dxa" w:w="2880"/>
+            <w:tcW w:type="dxa" w:w="4320"/>
           </w:tcPr>
           <w:p>
             <w:r>
-              <w:t>Complete the full clearance search on the surviving candidates</w:t>
+              <w:t>Draft the written analysis of the preferred candidate, then of the remaining candidates in the client's ranked order.</w:t>
             </w:r>
           </w:p>
         </w:tc>
         <w:tc>
           <w:tcPr>
-            <w:tcW w:type="dxa" w:w="2880"/>
+            <w:tcW w:type="dxa" w:w="4320"/>
           </w:tcPr>
           <w:p>
             <w:r>
@@ -195,13 +182,25 @@
             </w:r>
           </w:p>
         </w:tc>
+      </w:tr>
+      <w:tr>
         <w:tc>
           <w:tcPr>
-            <w:tcW w:type="dxa" w:w="2880"/>
+            <w:tcW w:type="dxa" w:w="4320"/>
           </w:tcPr>
           <w:p>
             <w:r>
-              <w:t>Coming weeks</w:t>
+              <w:t>Identify each unregistered user that warrants a use investigation and obtain a quote for the client's approval.</w:t>
+            </w:r>
+          </w:p>
+        </w:tc>
+        <w:tc>
+          <w:tcPr>
+            <w:tcW w:type="dxa" w:w="4320"/>
+          </w:tcPr>
+          <w:p>
+            <w:r>
+              <w:t>Kelly Snyder</w:t>
             </w:r>
           </w:p>
         </w:tc>
@@ -209,31 +208,21 @@
       <w:tr>
         <w:tc>
           <w:tcPr>
-            <w:tcW w:type="dxa" w:w="2880"/>
+            <w:tcW w:type="dxa" w:w="4320"/>
           </w:tcPr>
           <w:p>
             <w:r>
-              <w:t>Keep the search record current and anchored to the docket</w:t>
+              <w:t>Send a ranked list of the candidate marks, and confirm in writing whether any product line beyond the searched description should be covered.</w:t>
             </w:r>
           </w:p>
         </w:tc>
         <w:tc>
           <w:tcPr>
-            <w:tcW w:type="dxa" w:w="2880"/>
+            <w:tcW w:type="dxa" w:w="4320"/>
           </w:tcPr>
           <w:p>
             <w:r>
-              <w:t>Kelly Snyder</w:t>
-            </w:r>
-          </w:p>
-        </w:tc>
-        <w:tc>
-          <w:tcPr>
-            <w:tcW w:type="dxa" w:w="2880"/>
-          </w:tcPr>
-          <w:p>
-            <w:r>
-              <w:t>Ongoing</w:t>
+              <w:t>Cynthia Hunter</w:t>
             </w:r>
           </w:p>
         </w:tc>
@@ -241,95 +230,21 @@
       <w:tr>
         <w:tc>
           <w:tcPr>
-            <w:tcW w:type="dxa" w:w="2880"/>
+            <w:tcW w:type="dxa" w:w="4320"/>
           </w:tcPr>
           <w:p>
             <w:r>
-              <w:t>Send the firm the board's timing for the clearance decision</w:t>
+              <w:t>Review each written analysis before it goes to the client, and confirm that the docket carries an entry for every open item in this table.</w:t>
             </w:r>
           </w:p>
         </w:tc>
         <w:tc>
           <w:tcPr>
-            <w:tcW w:type="dxa" w:w="2880"/>
+            <w:tcW w:type="dxa" w:w="4320"/>
           </w:tcPr>
           <w:p>
             <w:r>
-              <w:t>Cynthia Hunter</w:t>
-            </w:r>
-          </w:p>
-        </w:tc>
-        <w:tc>
-          <w:tcPr>
-            <w:tcW w:type="dxa" w:w="2880"/>
-          </w:tcPr>
-          <w:p>
-            <w:r>
-              <w:t>This week</w:t>
-            </w:r>
-          </w:p>
-        </w:tc>
-      </w:tr>
-      <w:tr>
-        <w:tc>
-          <w:tcPr>
-            <w:tcW w:type="dxa" w:w="2880"/>
-          </w:tcPr>
-          <w:p>
-            <w:r>
-              <w:t>Assemble the written clearance report from the search record</w:t>
-            </w:r>
-          </w:p>
-        </w:tc>
-        <w:tc>
-          <w:tcPr>
-            <w:tcW w:type="dxa" w:w="2880"/>
-          </w:tcPr>
-          <w:p>
-            <w:r>
-              <w:t>Kelly Snyder</w:t>
-            </w:r>
-          </w:p>
-        </w:tc>
-        <w:tc>
-          <w:tcPr>
-            <w:tcW w:type="dxa" w:w="2880"/>
-          </w:tcPr>
-          <w:p>
-            <w:r>
-              <w:t>Once searches close</w:t>
-            </w:r>
-          </w:p>
-        </w:tc>
-      </w:tr>
-      <w:tr>
-        <w:tc>
-          <w:tcPr>
-            <w:tcW w:type="dxa" w:w="2880"/>
-          </w:tcPr>
-          <w:p>
-            <w:r>
-              <w:t>Route the risk read to counsel for review before the report issues</w:t>
-            </w:r>
-          </w:p>
-        </w:tc>
-        <w:tc>
-          <w:tcPr>
-            <w:tcW w:type="dxa" w:w="2880"/>
-          </w:tcPr>
-          <w:p>
-            <w:r>
-              <w:t>Ashley Williams</w:t>
-            </w:r>
-          </w:p>
-        </w:tc>
-        <w:tc>
-          <w:tcPr>
-            <w:tcW w:type="dxa" w:w="2880"/>
-          </w:tcPr>
-          <w:p>
-            <w:r>
-              <w:t>Before the report sends</w:t>
+              <w:t>Mary Bradley</w:t>
             </w:r>
           </w:p>
         </w:tc>
@@ -337,7 +252,7 @@
     </w:tbl>
     <w:p>
       <w:r>
-        <w:t>The next session follows the close of the searches. Its purpose will be to read the draft report before it reaches the client. Nothing before then needs a decision from Cynthia Hunter beyond the board timing noted above.</w:t>
+        <w:t>The next step is the analysis of the preferred candidate, which Ashley Williams will bring to Mary Bradley for review before it is released to Cynthia Hunter.</w:t>
       </w:r>
     </w:p>
     <w:sectPr>
